--- a/testakten/erbrecht-unternehmernachfolge-testamentsvollstrecker-wuerzburg/10_testamentsvollstrecker_bericht.docx
+++ b/testakten/erbrecht-unternehmernachfolge-testamentsvollstrecker-wuerzburg/10_testamentsvollstrecker_bericht.docx
@@ -4,11 +4,13 @@
   <w:body>
     <w:p>
       <w:pPr>
+        <w:pStyle w:val="Title"/>
+        <w:widowControl/>
         <w:spacing w:after="40"/>
       </w:pPr>
       <w:r>
         <w:rPr>
-          <w:rFonts w:ascii="Arial" w:hAnsi="Arial"/>
+          <w:rFonts w:ascii="Arial" w:hAnsi="Arial" w:eastAsia="Arial"/>
           <w:b/>
           <w:color w:val="17365D"/>
           <w:sz w:val="17"/>
@@ -18,11 +20,12 @@
     </w:p>
     <w:p>
       <w:pPr>
+        <w:widowControl/>
         <w:spacing w:after="40"/>
       </w:pPr>
       <w:r>
         <w:rPr>
-          <w:rFonts w:ascii="Arial" w:hAnsi="Arial"/>
+          <w:rFonts w:ascii="Arial" w:hAnsi="Arial" w:eastAsia="Arial"/>
           <w:b/>
           <w:sz w:val="25"/>
         </w:rPr>
@@ -31,11 +34,12 @@
     </w:p>
     <w:p>
       <w:pPr>
+        <w:widowControl/>
         <w:spacing w:after="200"/>
       </w:pPr>
       <w:r>
         <w:rPr>
-          <w:rFonts w:ascii="Arial" w:hAnsi="Arial"/>
+          <w:rFonts w:ascii="Arial" w:hAnsi="Arial" w:eastAsia="Arial"/>
           <w:color w:val="586069"/>
           <w:sz w:val="17"/>
         </w:rPr>
@@ -44,19 +48,24 @@
     </w:p>
     <w:p>
       <w:pPr>
+        <w:widowControl/>
         <w:spacing w:after="160"/>
       </w:pPr>
       <w:r>
+        <w:rPr>
+          <w:rFonts w:ascii="Arial" w:hAnsi="Arial" w:eastAsia="Arial"/>
+        </w:rPr>
         <w:t>Mara Baumann, Baumann-Stiftung und Tilo Baumann über Bevollmächtigte</w:t>
       </w:r>
     </w:p>
     <w:p>
       <w:pPr>
+        <w:widowControl/>
         <w:spacing w:after="80"/>
       </w:pPr>
       <w:r>
         <w:rPr>
-          <w:rFonts w:ascii="Arial" w:hAnsi="Arial"/>
+          <w:rFonts w:ascii="Arial" w:hAnsi="Arial" w:eastAsia="Arial"/>
           <w:color w:val="586069"/>
           <w:sz w:val="18"/>
         </w:rPr>
@@ -66,56 +75,84 @@
     <w:p>
       <w:pPr>
         <w:pStyle w:val="Title"/>
+        <w:widowControl/>
       </w:pPr>
       <w:r>
+        <w:rPr>
+          <w:rFonts w:ascii="Arial" w:hAnsi="Arial" w:eastAsia="Arial"/>
+        </w:rPr>
         <w:t>Bericht über den Stand der Verwaltung</w:t>
       </w:r>
     </w:p>
     <w:p>
       <w:pPr>
+        <w:widowControl/>
         <w:jc w:val="both"/>
       </w:pPr>
       <w:r>
+        <w:rPr>
+          <w:rFonts w:ascii="Arial" w:hAnsi="Arial" w:eastAsia="Arial"/>
+        </w:rPr>
         <w:t>Der Bericht dokumentiert den Stand zum 31. Mai 2026. Er enthält keine abschließende Feststellung von Erb-, Pflichtteils- oder Bewertungsansprüchen.</w:t>
       </w:r>
     </w:p>
     <w:p>
       <w:pPr>
         <w:pStyle w:val="Heading1"/>
+        <w:widowControl/>
       </w:pPr>
       <w:r>
+        <w:rPr>
+          <w:rFonts w:ascii="Arial" w:hAnsi="Arial" w:eastAsia="Arial"/>
+        </w:rPr>
         <w:t>1. Amtsannahme und Sicherung</w:t>
       </w:r>
     </w:p>
     <w:p>
       <w:pPr>
+        <w:widowControl/>
         <w:jc w:val="both"/>
       </w:pPr>
       <w:r>
+        <w:rPr>
+          <w:rFonts w:ascii="Arial" w:hAnsi="Arial" w:eastAsia="Arial"/>
+        </w:rPr>
         <w:t>Das Amt wurde am 18. April angenommen; das Zeugnis wurde am 27. Mai erteilt. Originaltestament, Gesellschafterunterlagen und Zugang zum digitalen Beteiligungsregister sind gesichert. Für Bank- und Registererklärungen wird jeweils geprüft, ob eine Erklärung des Testamentsvollstreckers, der Erben, der Geschäftsführung oder mehrerer Stellen erforderlich ist.</w:t>
       </w:r>
     </w:p>
     <w:p>
       <w:pPr>
         <w:pStyle w:val="Heading1"/>
+        <w:widowControl/>
       </w:pPr>
       <w:r>
+        <w:rPr>
+          <w:rFonts w:ascii="Arial" w:hAnsi="Arial" w:eastAsia="Arial"/>
+        </w:rPr>
         <w:t>2. Unternehmensbeteiligung</w:t>
       </w:r>
     </w:p>
     <w:p>
       <w:pPr>
+        <w:widowControl/>
         <w:jc w:val="both"/>
       </w:pPr>
       <w:r>
+        <w:rPr>
+          <w:rFonts w:ascii="Arial" w:hAnsi="Arial" w:eastAsia="Arial"/>
+        </w:rPr>
         <w:t>Die zum Nachlass gehörenden 72 Prozent werden getrennt vom Eigenanteil Maras und vom Anteil Tilos geführt. In der Gesellschafterversammlung vom 18. Mai wurde der Investitionsplan mit 82 Prozent der Stimmen bestätigt. Tilo stimmte gegen den Finanzierungsbeschluss und verlangte Protokollberichtigung zu zwei Wortbeiträgen.</w:t>
       </w:r>
     </w:p>
     <w:p>
       <w:pPr>
         <w:pStyle w:val="Heading1"/>
+        <w:widowControl/>
       </w:pPr>
       <w:r>
+        <w:rPr>
+          <w:rFonts w:ascii="Arial" w:hAnsi="Arial" w:eastAsia="Arial"/>
+        </w:rPr>
         <w:t>3. Nachlass und Pflichtteil</w:t>
       </w:r>
     </w:p>
@@ -123,8 +160,9 @@
       <w:tblPr>
         <w:tblStyle w:val="TableGrid"/>
         <w:tblW w:type="dxa" w:w="9600"/>
-        <w:tblLayout w:type="fixed"/>
+        <w:tblLayout w:type="autofit"/>
         <w:tblLook w:firstColumn="1" w:firstRow="1" w:lastColumn="0" w:lastRow="0" w:noHBand="0" w:noVBand="1" w:val="04A0"/>
+        <w:jc w:val="center"/>
         <w:tblInd w:w="120" w:type="dxa"/>
       </w:tblPr>
       <w:tblGrid>
@@ -135,28 +173,34 @@
       <w:tr>
         <w:trPr>
           <w:tblHeader w:val="true"/>
+          <w:tblHeader w:val="true"/>
+          <w:tblHeader w:val="true"/>
+          <w:tblHeader w:val="true"/>
+          <w:tblHeader w:val="true"/>
+          <w:tblHeader w:val="true"/>
         </w:trPr>
         <w:tc>
           <w:tcPr>
             <w:tcW w:type="dxa" w:w="3000"/>
             <w:vAlign w:val="center"/>
-            <w:shd w:fill="DCE6F1"/>
+            <w:shd w:fill="17324D"/>
             <w:tcMar>
               <w:top w:w="90" w:type="dxa"/>
-              <w:start w:w="120" w:type="dxa"/>
+              <w:start w:w="100" w:type="dxa"/>
               <w:bottom w:w="90" w:type="dxa"/>
-              <w:end w:w="120" w:type="dxa"/>
+              <w:end w:w="100" w:type="dxa"/>
             </w:tcMar>
           </w:tcPr>
           <w:p>
             <w:pPr>
-              <w:spacing w:after="0"/>
+              <w:spacing w:after="30"/>
             </w:pPr>
             <w:r>
               <w:rPr>
                 <w:rFonts w:ascii="Arial" w:hAnsi="Arial"/>
                 <w:b/>
-                <w:sz w:val="18"/>
+                <w:color w:val="FFFFFF"/>
+                <w:sz w:val="17"/>
               </w:rPr>
               <w:t>Position</w:t>
             </w:r>
@@ -166,23 +210,24 @@
           <w:tcPr>
             <w:tcW w:type="dxa" w:w="2900"/>
             <w:vAlign w:val="center"/>
-            <w:shd w:fill="DCE6F1"/>
+            <w:shd w:fill="17324D"/>
             <w:tcMar>
               <w:top w:w="90" w:type="dxa"/>
-              <w:start w:w="120" w:type="dxa"/>
+              <w:start w:w="100" w:type="dxa"/>
               <w:bottom w:w="90" w:type="dxa"/>
-              <w:end w:w="120" w:type="dxa"/>
+              <w:end w:w="100" w:type="dxa"/>
             </w:tcMar>
           </w:tcPr>
           <w:p>
             <w:pPr>
-              <w:spacing w:after="0"/>
+              <w:spacing w:after="30"/>
             </w:pPr>
             <w:r>
               <w:rPr>
                 <w:rFonts w:ascii="Arial" w:hAnsi="Arial"/>
                 <w:b/>
-                <w:sz w:val="18"/>
+                <w:color w:val="FFFFFF"/>
+                <w:sz w:val="17"/>
               </w:rPr>
               <w:t>Vorläufiger Wert</w:t>
             </w:r>
@@ -192,23 +237,24 @@
           <w:tcPr>
             <w:tcW w:type="dxa" w:w="3700"/>
             <w:vAlign w:val="center"/>
-            <w:shd w:fill="DCE6F1"/>
+            <w:shd w:fill="17324D"/>
             <w:tcMar>
               <w:top w:w="90" w:type="dxa"/>
-              <w:start w:w="120" w:type="dxa"/>
+              <w:start w:w="100" w:type="dxa"/>
               <w:bottom w:w="90" w:type="dxa"/>
-              <w:end w:w="120" w:type="dxa"/>
+              <w:end w:w="100" w:type="dxa"/>
             </w:tcMar>
           </w:tcPr>
           <w:p>
             <w:pPr>
-              <w:spacing w:after="0"/>
+              <w:spacing w:after="30"/>
             </w:pPr>
             <w:r>
               <w:rPr>
                 <w:rFonts w:ascii="Arial" w:hAnsi="Arial"/>
                 <w:b/>
-                <w:sz w:val="18"/>
+                <w:color w:val="FFFFFF"/>
+                <w:sz w:val="17"/>
               </w:rPr>
               <w:t>Status</w:t>
             </w:r>
@@ -222,14 +268,14 @@
             <w:vAlign w:val="center"/>
             <w:tcMar>
               <w:top w:w="90" w:type="dxa"/>
-              <w:start w:w="120" w:type="dxa"/>
+              <w:start w:w="100" w:type="dxa"/>
               <w:bottom w:w="90" w:type="dxa"/>
-              <w:end w:w="120" w:type="dxa"/>
+              <w:end w:w="100" w:type="dxa"/>
             </w:tcMar>
           </w:tcPr>
           <w:p>
             <w:pPr>
-              <w:spacing w:after="0" w:line="259" w:lineRule="auto"/>
+              <w:spacing w:after="30" w:line="259" w:lineRule="auto"/>
             </w:pPr>
             <w:r>
               <w:rPr>
@@ -246,14 +292,14 @@
             <w:vAlign w:val="center"/>
             <w:tcMar>
               <w:top w:w="90" w:type="dxa"/>
-              <w:start w:w="120" w:type="dxa"/>
+              <w:start w:w="100" w:type="dxa"/>
               <w:bottom w:w="90" w:type="dxa"/>
-              <w:end w:w="120" w:type="dxa"/>
+              <w:end w:w="100" w:type="dxa"/>
             </w:tcMar>
           </w:tcPr>
           <w:p>
             <w:pPr>
-              <w:spacing w:after="0" w:line="259" w:lineRule="auto"/>
+              <w:spacing w:after="30" w:line="259" w:lineRule="auto"/>
             </w:pPr>
             <w:r>
               <w:rPr>
@@ -270,14 +316,14 @@
             <w:vAlign w:val="center"/>
             <w:tcMar>
               <w:top w:w="90" w:type="dxa"/>
-              <w:start w:w="120" w:type="dxa"/>
+              <w:start w:w="100" w:type="dxa"/>
               <w:bottom w:w="90" w:type="dxa"/>
-              <w:end w:w="120" w:type="dxa"/>
+              <w:end w:w="100" w:type="dxa"/>
             </w:tcMar>
           </w:tcPr>
           <w:p>
             <w:pPr>
-              <w:spacing w:after="0" w:line="259" w:lineRule="auto"/>
+              <w:spacing w:after="30" w:line="259" w:lineRule="auto"/>
             </w:pPr>
             <w:r>
               <w:rPr>
@@ -294,17 +340,17 @@
           <w:tcPr>
             <w:tcW w:type="dxa" w:w="3000"/>
             <w:vAlign w:val="center"/>
-            <w:shd w:fill="F2F4F7"/>
+            <w:shd w:fill="F2F4F5"/>
             <w:tcMar>
               <w:top w:w="90" w:type="dxa"/>
-              <w:start w:w="120" w:type="dxa"/>
+              <w:start w:w="100" w:type="dxa"/>
               <w:bottom w:w="90" w:type="dxa"/>
-              <w:end w:w="120" w:type="dxa"/>
+              <w:end w:w="100" w:type="dxa"/>
             </w:tcMar>
           </w:tcPr>
           <w:p>
             <w:pPr>
-              <w:spacing w:after="0" w:line="259" w:lineRule="auto"/>
+              <w:spacing w:after="30" w:line="259" w:lineRule="auto"/>
             </w:pPr>
             <w:r>
               <w:rPr>
@@ -319,17 +365,17 @@
           <w:tcPr>
             <w:tcW w:type="dxa" w:w="2900"/>
             <w:vAlign w:val="center"/>
-            <w:shd w:fill="F2F4F7"/>
+            <w:shd w:fill="F2F4F5"/>
             <w:tcMar>
               <w:top w:w="90" w:type="dxa"/>
-              <w:start w:w="120" w:type="dxa"/>
+              <w:start w:w="100" w:type="dxa"/>
               <w:bottom w:w="90" w:type="dxa"/>
-              <w:end w:w="120" w:type="dxa"/>
+              <w:end w:w="100" w:type="dxa"/>
             </w:tcMar>
           </w:tcPr>
           <w:p>
             <w:pPr>
-              <w:spacing w:after="0" w:line="259" w:lineRule="auto"/>
+              <w:spacing w:after="30" w:line="259" w:lineRule="auto"/>
             </w:pPr>
             <w:r>
               <w:rPr>
@@ -344,17 +390,17 @@
           <w:tcPr>
             <w:tcW w:type="dxa" w:w="3700"/>
             <w:vAlign w:val="center"/>
-            <w:shd w:fill="F2F4F7"/>
+            <w:shd w:fill="F2F4F5"/>
             <w:tcMar>
               <w:top w:w="90" w:type="dxa"/>
-              <w:start w:w="120" w:type="dxa"/>
+              <w:start w:w="100" w:type="dxa"/>
               <w:bottom w:w="90" w:type="dxa"/>
-              <w:end w:w="120" w:type="dxa"/>
+              <w:end w:w="100" w:type="dxa"/>
             </w:tcMar>
           </w:tcPr>
           <w:p>
             <w:pPr>
-              <w:spacing w:after="0" w:line="259" w:lineRule="auto"/>
+              <w:spacing w:after="30" w:line="259" w:lineRule="auto"/>
             </w:pPr>
             <w:r>
               <w:rPr>
@@ -373,14 +419,14 @@
             <w:vAlign w:val="center"/>
             <w:tcMar>
               <w:top w:w="90" w:type="dxa"/>
-              <w:start w:w="120" w:type="dxa"/>
+              <w:start w:w="100" w:type="dxa"/>
               <w:bottom w:w="90" w:type="dxa"/>
-              <w:end w:w="120" w:type="dxa"/>
+              <w:end w:w="100" w:type="dxa"/>
             </w:tcMar>
           </w:tcPr>
           <w:p>
             <w:pPr>
-              <w:spacing w:after="0" w:line="259" w:lineRule="auto"/>
+              <w:spacing w:after="30" w:line="259" w:lineRule="auto"/>
             </w:pPr>
             <w:r>
               <w:rPr>
@@ -397,14 +443,14 @@
             <w:vAlign w:val="center"/>
             <w:tcMar>
               <w:top w:w="90" w:type="dxa"/>
-              <w:start w:w="120" w:type="dxa"/>
+              <w:start w:w="100" w:type="dxa"/>
               <w:bottom w:w="90" w:type="dxa"/>
-              <w:end w:w="120" w:type="dxa"/>
+              <w:end w:w="100" w:type="dxa"/>
             </w:tcMar>
           </w:tcPr>
           <w:p>
             <w:pPr>
-              <w:spacing w:after="0" w:line="259" w:lineRule="auto"/>
+              <w:spacing w:after="30" w:line="259" w:lineRule="auto"/>
             </w:pPr>
             <w:r>
               <w:rPr>
@@ -421,14 +467,14 @@
             <w:vAlign w:val="center"/>
             <w:tcMar>
               <w:top w:w="90" w:type="dxa"/>
-              <w:start w:w="120" w:type="dxa"/>
+              <w:start w:w="100" w:type="dxa"/>
               <w:bottom w:w="90" w:type="dxa"/>
-              <w:end w:w="120" w:type="dxa"/>
+              <w:end w:w="100" w:type="dxa"/>
             </w:tcMar>
           </w:tcPr>
           <w:p>
             <w:pPr>
-              <w:spacing w:after="0" w:line="259" w:lineRule="auto"/>
+              <w:spacing w:after="30" w:line="259" w:lineRule="auto"/>
             </w:pPr>
             <w:r>
               <w:rPr>
@@ -445,17 +491,17 @@
           <w:tcPr>
             <w:tcW w:type="dxa" w:w="3000"/>
             <w:vAlign w:val="center"/>
-            <w:shd w:fill="F2F4F7"/>
+            <w:shd w:fill="F2F4F5"/>
             <w:tcMar>
               <w:top w:w="90" w:type="dxa"/>
-              <w:start w:w="120" w:type="dxa"/>
+              <w:start w:w="100" w:type="dxa"/>
               <w:bottom w:w="90" w:type="dxa"/>
-              <w:end w:w="120" w:type="dxa"/>
+              <w:end w:w="100" w:type="dxa"/>
             </w:tcMar>
           </w:tcPr>
           <w:p>
             <w:pPr>
-              <w:spacing w:after="0" w:line="259" w:lineRule="auto"/>
+              <w:spacing w:after="30" w:line="259" w:lineRule="auto"/>
             </w:pPr>
             <w:r>
               <w:rPr>
@@ -470,17 +516,17 @@
           <w:tcPr>
             <w:tcW w:type="dxa" w:w="2900"/>
             <w:vAlign w:val="center"/>
-            <w:shd w:fill="F2F4F7"/>
+            <w:shd w:fill="F2F4F5"/>
             <w:tcMar>
               <w:top w:w="90" w:type="dxa"/>
-              <w:start w:w="120" w:type="dxa"/>
+              <w:start w:w="100" w:type="dxa"/>
               <w:bottom w:w="90" w:type="dxa"/>
-              <w:end w:w="120" w:type="dxa"/>
+              <w:end w:w="100" w:type="dxa"/>
             </w:tcMar>
           </w:tcPr>
           <w:p>
             <w:pPr>
-              <w:spacing w:after="0" w:line="259" w:lineRule="auto"/>
+              <w:spacing w:after="30" w:line="259" w:lineRule="auto"/>
             </w:pPr>
             <w:r>
               <w:rPr>
@@ -495,17 +541,17 @@
           <w:tcPr>
             <w:tcW w:type="dxa" w:w="3700"/>
             <w:vAlign w:val="center"/>
-            <w:shd w:fill="F2F4F7"/>
+            <w:shd w:fill="F2F4F5"/>
             <w:tcMar>
               <w:top w:w="90" w:type="dxa"/>
-              <w:start w:w="120" w:type="dxa"/>
+              <w:start w:w="100" w:type="dxa"/>
               <w:bottom w:w="90" w:type="dxa"/>
-              <w:end w:w="120" w:type="dxa"/>
+              <w:end w:w="100" w:type="dxa"/>
             </w:tcMar>
           </w:tcPr>
           <w:p>
             <w:pPr>
-              <w:spacing w:after="0" w:line="259" w:lineRule="auto"/>
+              <w:spacing w:after="30" w:line="259" w:lineRule="auto"/>
             </w:pPr>
             <w:r>
               <w:rPr>
@@ -524,14 +570,14 @@
             <w:vAlign w:val="center"/>
             <w:tcMar>
               <w:top w:w="90" w:type="dxa"/>
-              <w:start w:w="120" w:type="dxa"/>
+              <w:start w:w="100" w:type="dxa"/>
               <w:bottom w:w="90" w:type="dxa"/>
-              <w:end w:w="120" w:type="dxa"/>
+              <w:end w:w="100" w:type="dxa"/>
             </w:tcMar>
           </w:tcPr>
           <w:p>
             <w:pPr>
-              <w:spacing w:after="0" w:line="259" w:lineRule="auto"/>
+              <w:spacing w:after="30" w:line="259" w:lineRule="auto"/>
             </w:pPr>
             <w:r>
               <w:rPr>
@@ -548,14 +594,14 @@
             <w:vAlign w:val="center"/>
             <w:tcMar>
               <w:top w:w="90" w:type="dxa"/>
-              <w:start w:w="120" w:type="dxa"/>
+              <w:start w:w="100" w:type="dxa"/>
               <w:bottom w:w="90" w:type="dxa"/>
-              <w:end w:w="120" w:type="dxa"/>
+              <w:end w:w="100" w:type="dxa"/>
             </w:tcMar>
           </w:tcPr>
           <w:p>
             <w:pPr>
-              <w:spacing w:after="0" w:line="259" w:lineRule="auto"/>
+              <w:spacing w:after="30" w:line="259" w:lineRule="auto"/>
             </w:pPr>
             <w:r>
               <w:rPr>
@@ -572,14 +618,14 @@
             <w:vAlign w:val="center"/>
             <w:tcMar>
               <w:top w:w="90" w:type="dxa"/>
-              <w:start w:w="120" w:type="dxa"/>
+              <w:start w:w="100" w:type="dxa"/>
               <w:bottom w:w="90" w:type="dxa"/>
-              <w:end w:w="120" w:type="dxa"/>
+              <w:end w:w="100" w:type="dxa"/>
             </w:tcMar>
           </w:tcPr>
           <w:p>
             <w:pPr>
-              <w:spacing w:after="0" w:line="259" w:lineRule="auto"/>
+              <w:spacing w:after="30" w:line="259" w:lineRule="auto"/>
             </w:pPr>
             <w:r>
               <w:rPr>
@@ -594,54 +640,589 @@
     </w:tbl>
     <w:p>
       <w:pPr>
+        <w:widowControl/>
         <w:spacing w:after="0"/>
       </w:pPr>
     </w:p>
     <w:p>
       <w:pPr>
         <w:pStyle w:val="Heading1"/>
+        <w:widowControl/>
       </w:pPr>
       <w:r>
+        <w:rPr>
+          <w:rFonts w:ascii="Arial" w:hAnsi="Arial" w:eastAsia="Arial"/>
+        </w:rPr>
         <w:t>4. Entscheidungen und Konflikte</w:t>
       </w:r>
     </w:p>
     <w:p>
       <w:pPr>
+        <w:widowControl/>
         <w:jc w:val="both"/>
       </w:pPr>
       <w:r>
+        <w:rPr>
+          <w:rFonts w:ascii="Arial" w:hAnsi="Arial" w:eastAsia="Arial"/>
+        </w:rPr>
         <w:t>Für die Beauftragung des Unternehmensgutachters werden drei Angebote eingeholt. Eine von Mara vorgeschlagene Beratungsgesellschaft wird wegen früherer Tätigkeit für die GmbH nur berücksichtigt, wenn alle Beteiligten den Interessenkonflikt nach vollständiger Offenlegung akzeptieren. Zahlungen auf Pflichtteilsforderungen erfolgen vorerst nicht; ein verjährungsbezogener Stillstand wird anwaltlich geprüft.</w:t>
       </w:r>
     </w:p>
     <w:p>
       <w:pPr>
         <w:pStyle w:val="Heading1"/>
+        <w:widowControl/>
       </w:pPr>
       <w:r>
+        <w:rPr>
+          <w:rFonts w:ascii="Arial" w:hAnsi="Arial" w:eastAsia="Arial"/>
+        </w:rPr>
         <w:t>5. Nächste Fristen</w:t>
       </w:r>
     </w:p>
     <w:p>
       <w:pPr>
+        <w:widowControl/>
         <w:jc w:val="both"/>
       </w:pPr>
       <w:r>
+        <w:rPr>
+          <w:rFonts w:ascii="Arial" w:hAnsi="Arial" w:eastAsia="Arial"/>
+        </w:rPr>
         <w:t>Bis 15. Juni soll die Gesellschafterliste eingereicht werden. Bis 30. Juni werden die privaten Nachlasswerte vervollständigt. Der Unternehmensgutachter soll bis 10. Juli beauftragt sein. Ein weiterer Bericht folgt zum 31. Juli oder früher bei wesentlicher Änderung der Bankfinanzierung.</w:t>
       </w:r>
     </w:p>
     <w:p>
       <w:pPr>
+        <w:widowControl/>
         <w:jc w:val="both"/>
       </w:pPr>
       <w:r>
+        <w:rPr>
+          <w:rFonts w:ascii="Arial" w:hAnsi="Arial" w:eastAsia="Arial"/>
+        </w:rPr>
         <w:t>Dr. Fedor Lehnert Testamentsvollstrecker</w:t>
       </w:r>
     </w:p>
+    <w:p>
+      <w:pPr>
+        <w:pStyle w:val="Heading1"/>
+        <w:widowControl/>
+      </w:pPr>
+      <w:r>
+        <w:rPr>
+          <w:rFonts w:ascii="Arial" w:hAnsi="Arial" w:eastAsia="Arial"/>
+        </w:rPr>
+        <w:t>6. Beleg- und Kontenverzeichnis</w:t>
+      </w:r>
+    </w:p>
+    <w:p>
+      <w:pPr>
+        <w:keepLines w:val="0"/>
+        <w:widowControl/>
+      </w:pPr>
+      <w:r>
+        <w:rPr>
+          <w:rFonts w:ascii="Arial" w:hAnsi="Arial" w:eastAsia="Arial"/>
+        </w:rPr>
+        <w:t>Dr. Lehnert führt ein separates Anderkonto für liquide Nachlassmittel. Unternehmensgelder werden nicht darüber geleitet. Der Bericht nennt zu jeder Maßnahme Datum, Entscheidungsgrundlage, Beteiligte und gegebenenfalls einen Interessenkonflikt.</w:t>
+      </w:r>
+    </w:p>
+    <w:p>
+      <w:pPr>
+        <w:keepLines w:val="0"/>
+        <w:widowControl/>
+      </w:pPr>
+      <w:r>
+        <w:rPr>
+          <w:rFonts w:ascii="Arial" w:hAnsi="Arial" w:eastAsia="Arial"/>
+        </w:rPr>
+        <w:t>Das Verrechnungskonto von 218400,00 EUR bleibt als vorläufige Forderung geführt. Reisekosten von 18400,00 EUR und eine Ausschüttungsbuchung von 72000,00 EUR sind noch nicht abschließend abgestimmt.</w:t>
+      </w:r>
+    </w:p>
+    <w:tbl>
+      <w:tblPr>
+        <w:tblStyle w:val="TableGrid"/>
+        <w:tblW w:type="auto" w:w="0"/>
+        <w:jc w:val="center"/>
+        <w:tblLayout w:type="autofit"/>
+        <w:tblLook w:firstColumn="1" w:firstRow="1" w:lastColumn="0" w:lastRow="0" w:noHBand="0" w:noVBand="1" w:val="04A0"/>
+      </w:tblPr>
+      <w:tblGrid>
+        <w:gridCol w:w="3137"/>
+        <w:gridCol w:w="3137"/>
+        <w:gridCol w:w="3137"/>
+      </w:tblGrid>
+      <w:tr>
+        <w:trPr>
+          <w:tblHeader w:val="true"/>
+          <w:tblHeader w:val="true"/>
+          <w:tblHeader w:val="true"/>
+        </w:trPr>
+        <w:tc>
+          <w:tcPr>
+            <w:tcW w:type="dxa" w:w="3137"/>
+            <w:vAlign w:val="center"/>
+            <w:tcMar>
+              <w:top w:w="90" w:type="dxa"/>
+              <w:start w:w="100" w:type="dxa"/>
+              <w:bottom w:w="90" w:type="dxa"/>
+              <w:end w:w="100" w:type="dxa"/>
+            </w:tcMar>
+            <w:shd w:fill="17324D"/>
+          </w:tcPr>
+          <w:p>
+            <w:pPr>
+              <w:spacing w:after="30"/>
+            </w:pPr>
+            <w:r>
+              <w:rPr>
+                <w:rFonts w:ascii="Arial" w:hAnsi="Arial"/>
+                <w:b/>
+                <w:color w:val="FFFFFF"/>
+                <w:sz w:val="17"/>
+              </w:rPr>
+              <w:t>Beleg</w:t>
+            </w:r>
+          </w:p>
+        </w:tc>
+        <w:tc>
+          <w:tcPr>
+            <w:tcW w:type="dxa" w:w="3137"/>
+            <w:vAlign w:val="center"/>
+            <w:tcMar>
+              <w:top w:w="90" w:type="dxa"/>
+              <w:start w:w="100" w:type="dxa"/>
+              <w:bottom w:w="90" w:type="dxa"/>
+              <w:end w:w="100" w:type="dxa"/>
+            </w:tcMar>
+            <w:shd w:fill="17324D"/>
+          </w:tcPr>
+          <w:p>
+            <w:pPr>
+              <w:spacing w:after="30"/>
+            </w:pPr>
+            <w:r>
+              <w:rPr>
+                <w:rFonts w:ascii="Arial" w:hAnsi="Arial"/>
+                <w:b/>
+                <w:color w:val="FFFFFF"/>
+                <w:sz w:val="17"/>
+              </w:rPr>
+              <w:t>Datum</w:t>
+            </w:r>
+          </w:p>
+        </w:tc>
+        <w:tc>
+          <w:tcPr>
+            <w:tcW w:type="dxa" w:w="3137"/>
+            <w:vAlign w:val="center"/>
+            <w:tcMar>
+              <w:top w:w="90" w:type="dxa"/>
+              <w:start w:w="100" w:type="dxa"/>
+              <w:bottom w:w="90" w:type="dxa"/>
+              <w:end w:w="100" w:type="dxa"/>
+            </w:tcMar>
+            <w:shd w:fill="17324D"/>
+          </w:tcPr>
+          <w:p>
+            <w:pPr>
+              <w:spacing w:after="30"/>
+            </w:pPr>
+            <w:r>
+              <w:rPr>
+                <w:rFonts w:ascii="Arial" w:hAnsi="Arial"/>
+                <w:b/>
+                <w:color w:val="FFFFFF"/>
+                <w:sz w:val="17"/>
+              </w:rPr>
+              <w:t>Ablage</w:t>
+            </w:r>
+          </w:p>
+        </w:tc>
+      </w:tr>
+      <w:tr>
+        <w:tc>
+          <w:tcPr>
+            <w:tcW w:type="dxa" w:w="3137"/>
+            <w:vAlign w:val="center"/>
+            <w:tcMar>
+              <w:top w:w="90" w:type="dxa"/>
+              <w:start w:w="100" w:type="dxa"/>
+              <w:bottom w:w="90" w:type="dxa"/>
+              <w:end w:w="100" w:type="dxa"/>
+            </w:tcMar>
+          </w:tcPr>
+          <w:p>
+            <w:pPr>
+              <w:spacing w:after="30"/>
+            </w:pPr>
+            <w:r>
+              <w:rPr>
+                <w:rFonts w:ascii="Arial" w:hAnsi="Arial"/>
+                <w:sz w:val="17"/>
+              </w:rPr>
+              <w:t>Vollstreckerzeugnis</w:t>
+            </w:r>
+          </w:p>
+        </w:tc>
+        <w:tc>
+          <w:tcPr>
+            <w:tcW w:type="dxa" w:w="3137"/>
+            <w:vAlign w:val="center"/>
+            <w:tcMar>
+              <w:top w:w="90" w:type="dxa"/>
+              <w:start w:w="100" w:type="dxa"/>
+              <w:bottom w:w="90" w:type="dxa"/>
+              <w:end w:w="100" w:type="dxa"/>
+            </w:tcMar>
+          </w:tcPr>
+          <w:p>
+            <w:pPr>
+              <w:spacing w:after="30"/>
+            </w:pPr>
+            <w:r>
+              <w:rPr>
+                <w:rFonts w:ascii="Arial" w:hAnsi="Arial"/>
+                <w:sz w:val="17"/>
+              </w:rPr>
+              <w:t>27.05.2026</w:t>
+            </w:r>
+          </w:p>
+        </w:tc>
+        <w:tc>
+          <w:tcPr>
+            <w:tcW w:type="dxa" w:w="3137"/>
+            <w:vAlign w:val="center"/>
+            <w:tcMar>
+              <w:top w:w="90" w:type="dxa"/>
+              <w:start w:w="100" w:type="dxa"/>
+              <w:bottom w:w="90" w:type="dxa"/>
+              <w:end w:w="100" w:type="dxa"/>
+            </w:tcMar>
+          </w:tcPr>
+          <w:p>
+            <w:pPr>
+              <w:spacing w:after="30"/>
+            </w:pPr>
+            <w:r>
+              <w:rPr>
+                <w:rFonts w:ascii="Arial" w:hAnsi="Arial"/>
+                <w:sz w:val="17"/>
+              </w:rPr>
+              <w:t>TV-1</w:t>
+            </w:r>
+          </w:p>
+        </w:tc>
+      </w:tr>
+      <w:tr>
+        <w:tc>
+          <w:tcPr>
+            <w:tcW w:type="dxa" w:w="3137"/>
+            <w:vAlign w:val="center"/>
+            <w:tcMar>
+              <w:top w:w="90" w:type="dxa"/>
+              <w:start w:w="100" w:type="dxa"/>
+              <w:bottom w:w="90" w:type="dxa"/>
+              <w:end w:w="100" w:type="dxa"/>
+            </w:tcMar>
+            <w:shd w:fill="F2F4F5"/>
+          </w:tcPr>
+          <w:p>
+            <w:pPr>
+              <w:spacing w:after="30"/>
+            </w:pPr>
+            <w:r>
+              <w:rPr>
+                <w:rFonts w:ascii="Arial" w:hAnsi="Arial"/>
+                <w:sz w:val="17"/>
+              </w:rPr>
+              <w:t>Versammlungsprotokoll</w:t>
+            </w:r>
+          </w:p>
+        </w:tc>
+        <w:tc>
+          <w:tcPr>
+            <w:tcW w:type="dxa" w:w="3137"/>
+            <w:vAlign w:val="center"/>
+            <w:tcMar>
+              <w:top w:w="90" w:type="dxa"/>
+              <w:start w:w="100" w:type="dxa"/>
+              <w:bottom w:w="90" w:type="dxa"/>
+              <w:end w:w="100" w:type="dxa"/>
+            </w:tcMar>
+            <w:shd w:fill="F2F4F5"/>
+          </w:tcPr>
+          <w:p>
+            <w:pPr>
+              <w:spacing w:after="30"/>
+            </w:pPr>
+            <w:r>
+              <w:rPr>
+                <w:rFonts w:ascii="Arial" w:hAnsi="Arial"/>
+                <w:sz w:val="17"/>
+              </w:rPr>
+              <w:t>18.05.2026</w:t>
+            </w:r>
+          </w:p>
+        </w:tc>
+        <w:tc>
+          <w:tcPr>
+            <w:tcW w:type="dxa" w:w="3137"/>
+            <w:vAlign w:val="center"/>
+            <w:tcMar>
+              <w:top w:w="90" w:type="dxa"/>
+              <w:start w:w="100" w:type="dxa"/>
+              <w:bottom w:w="90" w:type="dxa"/>
+              <w:end w:w="100" w:type="dxa"/>
+            </w:tcMar>
+            <w:shd w:fill="F2F4F5"/>
+          </w:tcPr>
+          <w:p>
+            <w:pPr>
+              <w:spacing w:after="30"/>
+            </w:pPr>
+            <w:r>
+              <w:rPr>
+                <w:rFonts w:ascii="Arial" w:hAnsi="Arial"/>
+                <w:sz w:val="17"/>
+              </w:rPr>
+              <w:t>G-4</w:t>
+            </w:r>
+          </w:p>
+        </w:tc>
+      </w:tr>
+      <w:tr>
+        <w:tc>
+          <w:tcPr>
+            <w:tcW w:type="dxa" w:w="3137"/>
+            <w:vAlign w:val="center"/>
+            <w:tcMar>
+              <w:top w:w="90" w:type="dxa"/>
+              <w:start w:w="100" w:type="dxa"/>
+              <w:bottom w:w="90" w:type="dxa"/>
+              <w:end w:w="100" w:type="dxa"/>
+            </w:tcMar>
+          </w:tcPr>
+          <w:p>
+            <w:pPr>
+              <w:spacing w:after="30"/>
+            </w:pPr>
+            <w:r>
+              <w:rPr>
+                <w:rFonts w:ascii="Arial" w:hAnsi="Arial"/>
+                <w:sz w:val="17"/>
+              </w:rPr>
+              <w:t>Bankfreigabe</w:t>
+            </w:r>
+          </w:p>
+        </w:tc>
+        <w:tc>
+          <w:tcPr>
+            <w:tcW w:type="dxa" w:w="3137"/>
+            <w:vAlign w:val="center"/>
+            <w:tcMar>
+              <w:top w:w="90" w:type="dxa"/>
+              <w:start w:w="100" w:type="dxa"/>
+              <w:bottom w:w="90" w:type="dxa"/>
+              <w:end w:w="100" w:type="dxa"/>
+            </w:tcMar>
+          </w:tcPr>
+          <w:p>
+            <w:pPr>
+              <w:spacing w:after="30"/>
+            </w:pPr>
+            <w:r>
+              <w:rPr>
+                <w:rFonts w:ascii="Arial" w:hAnsi="Arial"/>
+                <w:sz w:val="17"/>
+              </w:rPr>
+              <w:t>16.06.2026</w:t>
+            </w:r>
+          </w:p>
+        </w:tc>
+        <w:tc>
+          <w:tcPr>
+            <w:tcW w:type="dxa" w:w="3137"/>
+            <w:vAlign w:val="center"/>
+            <w:tcMar>
+              <w:top w:w="90" w:type="dxa"/>
+              <w:start w:w="100" w:type="dxa"/>
+              <w:bottom w:w="90" w:type="dxa"/>
+              <w:end w:w="100" w:type="dxa"/>
+            </w:tcMar>
+          </w:tcPr>
+          <w:p>
+            <w:pPr>
+              <w:spacing w:after="30"/>
+            </w:pPr>
+            <w:r>
+              <w:rPr>
+                <w:rFonts w:ascii="Arial" w:hAnsi="Arial"/>
+                <w:sz w:val="17"/>
+              </w:rPr>
+              <w:t>B-7</w:t>
+            </w:r>
+          </w:p>
+        </w:tc>
+      </w:tr>
+      <w:tr>
+        <w:tc>
+          <w:tcPr>
+            <w:tcW w:type="dxa" w:w="3137"/>
+            <w:vAlign w:val="center"/>
+            <w:tcMar>
+              <w:top w:w="90" w:type="dxa"/>
+              <w:start w:w="100" w:type="dxa"/>
+              <w:bottom w:w="90" w:type="dxa"/>
+              <w:end w:w="100" w:type="dxa"/>
+            </w:tcMar>
+            <w:shd w:fill="F2F4F5"/>
+          </w:tcPr>
+          <w:p>
+            <w:pPr>
+              <w:spacing w:after="30"/>
+            </w:pPr>
+            <w:r>
+              <w:rPr>
+                <w:rFonts w:ascii="Arial" w:hAnsi="Arial"/>
+                <w:sz w:val="17"/>
+              </w:rPr>
+              <w:t>Gesellschafterliste</w:t>
+            </w:r>
+          </w:p>
+        </w:tc>
+        <w:tc>
+          <w:tcPr>
+            <w:tcW w:type="dxa" w:w="3137"/>
+            <w:vAlign w:val="center"/>
+            <w:tcMar>
+              <w:top w:w="90" w:type="dxa"/>
+              <w:start w:w="100" w:type="dxa"/>
+              <w:bottom w:w="90" w:type="dxa"/>
+              <w:end w:w="100" w:type="dxa"/>
+            </w:tcMar>
+            <w:shd w:fill="F2F4F5"/>
+          </w:tcPr>
+          <w:p>
+            <w:pPr>
+              <w:spacing w:after="30"/>
+            </w:pPr>
+            <w:r>
+              <w:rPr>
+                <w:rFonts w:ascii="Arial" w:hAnsi="Arial"/>
+                <w:sz w:val="17"/>
+              </w:rPr>
+              <w:t>15.06.2026</w:t>
+            </w:r>
+          </w:p>
+        </w:tc>
+        <w:tc>
+          <w:tcPr>
+            <w:tcW w:type="dxa" w:w="3137"/>
+            <w:vAlign w:val="center"/>
+            <w:tcMar>
+              <w:top w:w="90" w:type="dxa"/>
+              <w:start w:w="100" w:type="dxa"/>
+              <w:bottom w:w="90" w:type="dxa"/>
+              <w:end w:w="100" w:type="dxa"/>
+            </w:tcMar>
+            <w:shd w:fill="F2F4F5"/>
+          </w:tcPr>
+          <w:p>
+            <w:pPr>
+              <w:spacing w:after="30"/>
+            </w:pPr>
+            <w:r>
+              <w:rPr>
+                <w:rFonts w:ascii="Arial" w:hAnsi="Arial"/>
+                <w:sz w:val="17"/>
+              </w:rPr>
+              <w:t>R-3</w:t>
+            </w:r>
+          </w:p>
+        </w:tc>
+      </w:tr>
+      <w:tr>
+        <w:tc>
+          <w:tcPr>
+            <w:tcW w:type="dxa" w:w="3137"/>
+            <w:vAlign w:val="center"/>
+            <w:tcMar>
+              <w:top w:w="90" w:type="dxa"/>
+              <w:start w:w="100" w:type="dxa"/>
+              <w:bottom w:w="90" w:type="dxa"/>
+              <w:end w:w="100" w:type="dxa"/>
+            </w:tcMar>
+          </w:tcPr>
+          <w:p>
+            <w:pPr>
+              <w:spacing w:after="30"/>
+            </w:pPr>
+            <w:r>
+              <w:rPr>
+                <w:rFonts w:ascii="Arial" w:hAnsi="Arial"/>
+                <w:sz w:val="17"/>
+              </w:rPr>
+              <w:t>Liquiditätsbericht</w:t>
+            </w:r>
+          </w:p>
+        </w:tc>
+        <w:tc>
+          <w:tcPr>
+            <w:tcW w:type="dxa" w:w="3137"/>
+            <w:vAlign w:val="center"/>
+            <w:tcMar>
+              <w:top w:w="90" w:type="dxa"/>
+              <w:start w:w="100" w:type="dxa"/>
+              <w:bottom w:w="90" w:type="dxa"/>
+              <w:end w:w="100" w:type="dxa"/>
+            </w:tcMar>
+          </w:tcPr>
+          <w:p>
+            <w:pPr>
+              <w:spacing w:after="30"/>
+            </w:pPr>
+            <w:r>
+              <w:rPr>
+                <w:rFonts w:ascii="Arial" w:hAnsi="Arial"/>
+                <w:sz w:val="17"/>
+              </w:rPr>
+              <w:t>29.06.2026</w:t>
+            </w:r>
+          </w:p>
+        </w:tc>
+        <w:tc>
+          <w:tcPr>
+            <w:tcW w:type="dxa" w:w="3137"/>
+            <w:vAlign w:val="center"/>
+            <w:tcMar>
+              <w:top w:w="90" w:type="dxa"/>
+              <w:start w:w="100" w:type="dxa"/>
+              <w:bottom w:w="90" w:type="dxa"/>
+              <w:end w:w="100" w:type="dxa"/>
+            </w:tcMar>
+          </w:tcPr>
+          <w:p>
+            <w:pPr>
+              <w:spacing w:after="30"/>
+            </w:pPr>
+            <w:r>
+              <w:rPr>
+                <w:rFonts w:ascii="Arial" w:hAnsi="Arial"/>
+                <w:sz w:val="17"/>
+              </w:rPr>
+              <w:t>L-5</w:t>
+            </w:r>
+          </w:p>
+        </w:tc>
+      </w:tr>
+    </w:tbl>
     <w:sectPr>
       <w:headerReference w:type="default" r:id="rId9"/>
       <w:footerReference w:type="default" r:id="rId10"/>
       <w:pgSz w:w="11906" w:h="16838"/>
-      <w:pgMar w:top="1020" w:right="1134" w:bottom="1020" w:left="1417" w:header="454" w:footer="454" w:gutter="0"/>
+      <w:pgMar w:top="1162" w:right="1219" w:bottom="1162" w:left="1276" w:header="397" w:footer="397" w:gutter="0"/>
       <w:cols w:space="720"/>
       <w:docGrid w:linePitch="360"/>
     </w:sectPr>
@@ -653,23 +1234,34 @@
 <w:ftr xmlns:m="http://schemas.openxmlformats.org/officeDocument/2006/math" xmlns:mc="http://schemas.openxmlformats.org/markup-compatibility/2006" xmlns:mo="http://schemas.microsoft.com/office/mac/office/2008/main" xmlns:mv="urn:schemas-microsoft-com:mac:vml" xmlns:o="urn:schemas-microsoft-com:office:office" xmlns:r="http://schemas.openxmlformats.org/officeDocument/2006/relationships" xmlns:v="urn:schemas-microsoft-com:vml" xmlns:w10="urn:schemas-microsoft-com:office:word" xmlns:w14="http://schemas.microsoft.com/office/word/2010/wordml" xmlns:w="http://schemas.openxmlformats.org/wordprocessingml/2006/main" xmlns:wne="http://schemas.microsoft.com/office/word/2006/wordml" xmlns:wp14="http://schemas.microsoft.com/office/word/2010/wordprocessingDrawing" xmlns:wp="http://schemas.openxmlformats.org/drawingml/2006/wordprocessingDrawing" xmlns:wpc="http://schemas.microsoft.com/office/word/2010/wordprocessingCanvas" xmlns:wpg="http://schemas.microsoft.com/office/word/2010/wordprocessingGroup" xmlns:wpi="http://schemas.microsoft.com/office/word/2010/wordprocessingInk" xmlns:wps="http://schemas.microsoft.com/office/word/2010/wordprocessingShape" mc:Ignorable="w14 wp14">
   <w:p>
     <w:pPr>
-      <w:pStyle w:val="Footer"/>
-      <w:spacing w:before="0"/>
-      <w:jc w:val="right"/>
+      <w:spacing w:before="60"/>
+      <w:jc w:val="center"/>
     </w:pPr>
     <w:r>
       <w:rPr>
         <w:rFonts w:ascii="Arial" w:hAnsi="Arial"/>
-        <w:color w:val="586069"/>
-        <w:sz w:val="16"/>
+        <w:color w:val="6B7378"/>
+        <w:sz w:val="12"/>
+      </w:rPr>
+      <w:t>Testamentsvollstrecker | Hofstraße 3 | 97070 Würzburg</w:t>
+    </w:r>
+  </w:p>
+  <w:p>
+    <w:pPr>
+      <w:spacing w:after="0"/>
+      <w:jc w:val="center"/>
+    </w:pPr>
+    <w:r>
+      <w:rPr>
+        <w:color w:val="6B7378"/>
+        <w:sz w:val="14"/>
       </w:rPr>
       <w:t xml:space="preserve">Seite </w:t>
     </w:r>
     <w:r>
       <w:rPr>
-        <w:rFonts w:ascii="Arial" w:hAnsi="Arial"/>
-        <w:color w:val="586069"/>
-        <w:sz w:val="16"/>
+        <w:color w:val="6B7378"/>
+        <w:sz w:val="14"/>
       </w:rPr>
       <w:fldChar w:fldCharType="begin"/>
       <w:instrText xml:space="preserve"> PAGE </w:instrText>
@@ -683,19 +1275,87 @@
 <w:hdr xmlns:m="http://schemas.openxmlformats.org/officeDocument/2006/math" xmlns:mc="http://schemas.openxmlformats.org/markup-compatibility/2006" xmlns:mo="http://schemas.microsoft.com/office/mac/office/2008/main" xmlns:mv="urn:schemas-microsoft-com:mac:vml" xmlns:o="urn:schemas-microsoft-com:office:office" xmlns:r="http://schemas.openxmlformats.org/officeDocument/2006/relationships" xmlns:v="urn:schemas-microsoft-com:vml" xmlns:w10="urn:schemas-microsoft-com:office:word" xmlns:w14="http://schemas.microsoft.com/office/word/2010/wordml" xmlns:w="http://schemas.openxmlformats.org/wordprocessingml/2006/main" xmlns:wne="http://schemas.microsoft.com/office/word/2006/wordml" xmlns:wp14="http://schemas.microsoft.com/office/word/2010/wordprocessingDrawing" xmlns:wp="http://schemas.openxmlformats.org/drawingml/2006/wordprocessingDrawing" xmlns:wpc="http://schemas.microsoft.com/office/word/2010/wordprocessingCanvas" xmlns:wpg="http://schemas.microsoft.com/office/word/2010/wordprocessingGroup" xmlns:wpi="http://schemas.microsoft.com/office/word/2010/wordprocessingInk" xmlns:wps="http://schemas.microsoft.com/office/word/2010/wordprocessingShape" mc:Ignorable="w14 wp14">
   <w:p>
     <w:pPr>
-      <w:pStyle w:val="Header"/>
-      <w:spacing w:after="0"/>
-      <w:jc w:val="right"/>
-    </w:pPr>
-    <w:r>
-      <w:rPr>
-        <w:rFonts w:ascii="Arial" w:hAnsi="Arial"/>
-        <w:color w:val="586069"/>
-        <w:sz w:val="16"/>
-      </w:rPr>
-      <w:t>Dr. Fedor Lehnert  |  TV 11/2026</w:t>
-    </w:r>
+      <w:pBdr>
+        <w:bottom w:val="single" w:sz="10" w:space="4" w:color="2F6684"/>
+      </w:pBdr>
+    </w:pPr>
   </w:p>
+  <w:tbl>
+    <w:tblPr>
+      <w:tblW w:type="auto" w:w="0"/>
+      <w:jc w:val="center"/>
+      <w:tblLook w:firstColumn="1" w:firstRow="1" w:lastColumn="0" w:lastRow="0" w:noHBand="0" w:noVBand="1" w:val="04A0"/>
+    </w:tblPr>
+    <w:tblGrid>
+      <w:gridCol w:w="6066"/>
+      <w:gridCol w:w="3345"/>
+    </w:tblGrid>
+    <w:tr>
+      <w:tc>
+        <w:tcPr>
+          <w:tcW w:type="dxa" w:w="4706"/>
+        </w:tcPr>
+        <w:p>
+          <w:pPr>
+            <w:spacing w:after="20"/>
+          </w:pPr>
+          <w:r>
+            <w:rPr>
+              <w:rFonts w:ascii="Arial" w:hAnsi="Arial"/>
+              <w:b/>
+              <w:color w:val="17324D"/>
+              <w:sz w:val="21"/>
+            </w:rPr>
+            <w:t>Dr. Fedor Lehnert</w:t>
+          </w:r>
+        </w:p>
+        <w:p>
+          <w:pPr>
+            <w:spacing w:after="0"/>
+          </w:pPr>
+          <w:r>
+            <w:rPr>
+              <w:color w:val="6B7378"/>
+              <w:sz w:val="15"/>
+            </w:rPr>
+            <w:t>Testamentsvollstrecker | Hofstraße 3 | 97070 Würzburg</w:t>
+          </w:r>
+        </w:p>
+      </w:tc>
+      <w:tc>
+        <w:tcPr>
+          <w:tcW w:type="dxa" w:w="4706"/>
+        </w:tcPr>
+        <w:p>
+          <w:pPr>
+            <w:spacing w:after="20"/>
+            <w:jc w:val="right"/>
+          </w:pPr>
+          <w:r>
+            <w:rPr>
+              <w:b/>
+              <w:color w:val="17324D"/>
+              <w:sz w:val="18"/>
+            </w:rPr>
+            <w:t>Nachlass Baumann</w:t>
+          </w:r>
+        </w:p>
+        <w:p>
+          <w:pPr>
+            <w:spacing w:after="0"/>
+            <w:jc w:val="right"/>
+          </w:pPr>
+          <w:r>
+            <w:rPr>
+              <w:color w:val="6B7378"/>
+              <w:sz w:val="15"/>
+            </w:rPr>
+            <w:t>Aktenzeichen SP/26-309 MB</w:t>
+          </w:r>
+        </w:p>
+      </w:tc>
+    </w:tr>
+  </w:tbl>
 </w:hdr>
 </file>
 
@@ -1064,10 +1724,10 @@
     <w:rsid w:val="00FC693F"/>
     <w:pPr>
       <w:widowControl/>
-      <w:spacing w:before="0" w:after="120" w:line="276" w:lineRule="auto"/>
+      <w:spacing w:before="0" w:after="100" w:line="269" w:lineRule="auto"/>
     </w:pPr>
     <w:rPr>
-      <w:rFonts w:ascii="Arial" w:hAnsi="Arial"/>
+      <w:rFonts w:ascii="Arial" w:hAnsi="Arial" w:eastAsia="Arial"/>
       <w:sz w:val="21"/>
     </w:rPr>
   </w:style>
@@ -1126,15 +1786,15 @@
     <w:pPr>
       <w:keepNext/>
       <w:keepLines/>
-      <w:spacing w:before="240" w:after="120"/>
+      <w:spacing w:before="240" w:after="100"/>
       <w:outlineLvl w:val="0"/>
     </w:pPr>
     <w:rPr>
-      <w:rFonts w:asciiTheme="majorHAnsi" w:eastAsiaTheme="majorEastAsia" w:hAnsiTheme="majorHAnsi" w:cstheme="majorBidi" w:ascii="Arial" w:hAnsi="Arial"/>
+      <w:rFonts w:asciiTheme="majorHAnsi" w:eastAsiaTheme="majorEastAsia" w:hAnsiTheme="majorHAnsi" w:cstheme="majorBidi" w:ascii="Arial" w:hAnsi="Arial" w:eastAsia="Arial"/>
       <w:b/>
       <w:bCs/>
-      <w:color w:val="17365D"/>
-      <w:sz w:val="25"/>
+      <w:color w:val="17324D"/>
+      <w:sz w:val="26"/>
       <w:szCs w:val="28"/>
     </w:rPr>
   </w:style>
@@ -1150,14 +1810,14 @@
     <w:pPr>
       <w:keepNext/>
       <w:keepLines/>
-      <w:spacing w:before="200" w:after="100"/>
+      <w:spacing w:before="180" w:after="80"/>
       <w:outlineLvl w:val="1"/>
     </w:pPr>
     <w:rPr>
-      <w:rFonts w:asciiTheme="majorHAnsi" w:eastAsiaTheme="majorEastAsia" w:hAnsiTheme="majorHAnsi" w:cstheme="majorBidi" w:ascii="Arial" w:hAnsi="Arial"/>
+      <w:rFonts w:asciiTheme="majorHAnsi" w:eastAsiaTheme="majorEastAsia" w:hAnsiTheme="majorHAnsi" w:cstheme="majorBidi" w:ascii="Arial" w:hAnsi="Arial" w:eastAsia="Arial"/>
       <w:b/>
       <w:bCs/>
-      <w:color w:val="17365D"/>
+      <w:color w:val="2F6684"/>
       <w:sz w:val="23"/>
       <w:szCs w:val="26"/>
     </w:rPr>
@@ -1174,14 +1834,14 @@
     <w:pPr>
       <w:keepNext/>
       <w:keepLines/>
-      <w:spacing w:before="160" w:after="80"/>
+      <w:spacing w:before="140" w:after="60"/>
       <w:outlineLvl w:val="2"/>
     </w:pPr>
     <w:rPr>
-      <w:rFonts w:asciiTheme="majorHAnsi" w:eastAsiaTheme="majorEastAsia" w:hAnsiTheme="majorHAnsi" w:cstheme="majorBidi" w:ascii="Arial" w:hAnsi="Arial"/>
+      <w:rFonts w:asciiTheme="majorHAnsi" w:eastAsiaTheme="majorEastAsia" w:hAnsiTheme="majorHAnsi" w:cstheme="majorBidi" w:ascii="Arial" w:hAnsi="Arial" w:eastAsia="Arial"/>
       <w:b/>
       <w:bCs/>
-      <w:color w:val="17365D"/>
+      <w:color w:val="17324D"/>
       <w:sz w:val="21"/>
     </w:rPr>
   </w:style>
@@ -1413,19 +2073,20 @@
     <w:qFormat/>
     <w:rsid w:val="00FC693F"/>
     <w:pPr>
+      <w:keepNext/>
       <w:pBdr>
         <w:bottom w:val="single" w:sz="8" w:space="4" w:color="4F81BD" w:themeColor="accent1"/>
       </w:pBdr>
-      <w:spacing w:after="200" w:line="240" w:lineRule="auto" w:before="160"/>
+      <w:spacing w:after="200" w:line="240" w:lineRule="auto" w:before="0"/>
       <w:contextualSpacing/>
     </w:pPr>
     <w:rPr>
-      <w:rFonts w:asciiTheme="majorHAnsi" w:eastAsiaTheme="majorEastAsia" w:hAnsiTheme="majorHAnsi" w:cstheme="majorBidi" w:ascii="Arial" w:hAnsi="Arial"/>
+      <w:rFonts w:asciiTheme="majorHAnsi" w:eastAsiaTheme="majorEastAsia" w:hAnsiTheme="majorHAnsi" w:cstheme="majorBidi" w:ascii="Arial" w:hAnsi="Arial" w:eastAsia="Arial"/>
       <w:b/>
-      <w:color w:val="17365D"/>
+      <w:color w:val="17324D"/>
       <w:spacing w:val="5"/>
       <w:kern w:val="28"/>
-      <w:sz w:val="30"/>
+      <w:sz w:val="34"/>
       <w:szCs w:val="52"/>
     </w:rPr>
   </w:style>
